--- a/Internal Lab DM.docx
+++ b/Internal Lab DM.docx
@@ -1038,7 +1038,23 @@
           <w:sz w:val="24"/>
           <w:szCs w:val="24"/>
         </w:rPr>
-        <w:t>Tasks: Load the dataset, separate X and y, identify missing values, and impute missing numerical data.</w:t>
+        <w:t>Develop a model using Linear Regression on above data and generate Error</w:t>
+      </w:r>
+      <w:r>
+        <w:rPr>
+          <w:rFonts w:ascii="Times New Roman" w:eastAsia="Times New Roman" w:hAnsi="Times New Roman" w:cs="Times New Roman"/>
+          <w:sz w:val="24"/>
+          <w:szCs w:val="24"/>
+        </w:rPr>
+        <w:t>s</w:t>
+      </w:r>
+      <w:r>
+        <w:rPr>
+          <w:rFonts w:ascii="Times New Roman" w:eastAsia="Times New Roman" w:hAnsi="Times New Roman" w:cs="Times New Roman"/>
+          <w:sz w:val="24"/>
+          <w:szCs w:val="24"/>
+        </w:rPr>
+        <w:t xml:space="preserve"> and R2 score then predict final marks based on given new inputs.</w:t>
       </w:r>
     </w:p>
     <w:p>
@@ -1060,23 +1076,25 @@
           <w:sz w:val="24"/>
           <w:szCs w:val="24"/>
         </w:rPr>
-        <w:t>Develop a model using Linear Regression on above data and generate Error</w:t>
+        <w:t xml:space="preserve">Apply </w:t>
       </w:r>
+      <w:proofErr w:type="spellStart"/>
       <w:r>
         <w:rPr>
           <w:rFonts w:ascii="Times New Roman" w:eastAsia="Times New Roman" w:hAnsi="Times New Roman" w:cs="Times New Roman"/>
           <w:sz w:val="24"/>
           <w:szCs w:val="24"/>
         </w:rPr>
-        <w:t>s</w:t>
+        <w:t>KMeans</w:t>
       </w:r>
+      <w:proofErr w:type="spellEnd"/>
       <w:r>
         <w:rPr>
           <w:rFonts w:ascii="Times New Roman" w:eastAsia="Times New Roman" w:hAnsi="Times New Roman" w:cs="Times New Roman"/>
           <w:sz w:val="24"/>
           <w:szCs w:val="24"/>
         </w:rPr>
-        <w:t xml:space="preserve"> and R2 score then predict final marks based on given new inputs.</w:t>
+        <w:t xml:space="preserve"> Clustering on any real time dataset.</w:t>
       </w:r>
     </w:p>
     <w:p>
@@ -2109,7 +2127,7 @@
           <w:sz w:val="24"/>
           <w:szCs w:val="24"/>
         </w:rPr>
-        <w:t>Tasks: Encode categorical data, scale numerical features, and split into training and testing sets.</w:t>
+        <w:t>Develop a model using Linear Regression on above data and generate Error score and R2 score then predict final marks based on given new inputs</w:t>
       </w:r>
     </w:p>
     <w:p>
@@ -2131,7 +2149,7 @@
           <w:sz w:val="24"/>
           <w:szCs w:val="24"/>
         </w:rPr>
-        <w:t>Develop a model using Linear Regression on above data and generate Error score and R2 score then predict final marks based on given new inputs</w:t>
+        <w:t>Apply Hierarchal Clustering on any dataset.</w:t>
       </w:r>
     </w:p>
     <w:p>
@@ -2248,7 +2266,6 @@
           <w:sz w:val="24"/>
           <w:szCs w:val="24"/>
         </w:rPr>
-        <w:lastRenderedPageBreak/>
         <w:t xml:space="preserve">Use these sets for </w:t>
       </w:r>
       <w:proofErr w:type="spellStart"/>
@@ -2289,6 +2306,7 @@
           <w:sz w:val="24"/>
           <w:szCs w:val="24"/>
         </w:rPr>
+        <w:lastRenderedPageBreak/>
         <w:t xml:space="preserve">Set A: </w:t>
       </w:r>
       <w:r>
@@ -3908,7 +3926,6 @@
                 <w:rFonts w:ascii="Courier New" w:eastAsia="Times New Roman" w:hAnsi="Courier New" w:cs="Courier New"/>
                 <w:sz w:val="20"/>
               </w:rPr>
-              <w:lastRenderedPageBreak/>
               <w:t>mean texture</w:t>
             </w:r>
           </w:p>
@@ -4017,6 +4034,7 @@
                 <w:rFonts w:ascii="Courier New" w:eastAsia="Times New Roman" w:hAnsi="Courier New" w:cs="Courier New"/>
                 <w:sz w:val="20"/>
               </w:rPr>
+              <w:lastRenderedPageBreak/>
               <w:t>mean area</w:t>
             </w:r>
           </w:p>
@@ -5883,7 +5901,6 @@
           <w:sz w:val="24"/>
           <w:szCs w:val="24"/>
         </w:rPr>
-        <w:lastRenderedPageBreak/>
         <w:t>Tasks: Apply K-Means with three clusters and visualize the clusters.</w:t>
       </w:r>
     </w:p>
@@ -5967,6 +5984,7 @@
           <w:sz w:val="24"/>
           <w:szCs w:val="24"/>
         </w:rPr>
+        <w:lastRenderedPageBreak/>
         <w:t>a) Dealing with categorical data.</w:t>
       </w:r>
     </w:p>
